--- a/example_articles/occupations/Manufacturing/4.occupations_Manufacturing_Other_publisher.docx
+++ b/example_articles/occupations/Manufacturing/4.occupations_Manufacturing_Other_publisher.docx
@@ -7,7 +7,7 @@
         <w:pStyle w:val="Heading1"/>
       </w:pPr>
       <w:r>
-        <w:t>Hard-liners win a round in Russia</w:t>
+        <w:t>HOLIDAY BOOK GIFT GUIDE</w:t>
       </w:r>
     </w:p>
     <w:p>
@@ -17,17 +17,17 @@
     </w:p>
     <w:p>
       <w:r>
-        <w:t>Date: 1990-06-20</w:t>
+        <w:t>Date: 2013-12-01</w:t>
       </w:r>
     </w:p>
     <w:p>
       <w:r>
-        <w:t>Section: NEWS; Pg. 4A</w:t>
+        <w:t>Section: VARIETY; Pg. 13E</w:t>
       </w:r>
     </w:p>
     <w:p>
       <w:r>
-        <w:t>Source file: Other publishers/Files (500) (14).DOCX</w:t>
+        <w:t>Source file: Other publishers/Files (500) (16).DOCX</w:t>
       </w:r>
     </w:p>
     <w:p>
@@ -49,31 +49,71 @@
     </w:p>
     <w:p>
       <w:r>
-        <w:t>Communist hard-liners held sway Tuesday in the opening round of a party conference for the Soviet Union's largest republic.</w:t>
+        <w:t>Special to the Star Tribune</w:t>
         <w:br/>
-        <w:t>Despite a push by radicals to form a new Communist Party in the Russian republic, conservatives made it clear they're unconvinced such change is necessary.</w:t>
+        <w:t>nonfiction</w:t>
         <w:br/>
-        <w:t>The clash between reformers and conservatives is seen as yet another political test for President Mikhail Gorbachev, who heads a national Communist Party Congress in July.</w:t>
+        <w:t>"Thank You for Your Service"</w:t>
         <w:br/>
-        <w:t>Said Stepan Samriakov, a factory worker from Leningrad wearing a chest full of World War II medals: ''We must block the implementation of capitalism in our country because it will bring misery to the working class. And the transition to a market economy will only take us to capitalism.''</w:t>
+        <w:t>By David Finkel (Farrar, Straus &amp; Giroux, $26)</w:t>
         <w:br/>
-        <w:t>Radicals - led by Boris Yeltsin, president of the Russian republic - believe a separate party for the Soviet Union's largest republic will hasten the pace of political and economic reform. But Gorbachev warned Tuesday that plans to form a separate Communist Party could bring major political turmoil.</w:t>
+        <w:t>David Finkel's "The Good Soldiers" remains the best book of nonfiction written about the Iraq war. In his new book, he follows those same "good soldiers" to the homefront after their deployments have ended. Finkel offers readers a highly detailed, heartbreaking account of the struggles the soldiers and their families face as they seek to recover from the physical and mental scars of war and integrate back into "normal" life. The unsentimental way Finkel builds his narrative only adds to the tragic depth of this moving, must-read book that will make you think differently about the true costs of war.</w:t>
         <w:br/>
-        <w:t>Gorbachev said he took a dim view of a separate party for Russia. The Soviet leader said he views ''the Russian Communist Party as part of the Soviet Communist Party. And I sharply disagree with those who seek the salvation of Russia in withdrawing from the Soviet Union.''</w:t>
+        <w:t>"Detroit: An American Autopsy"</w:t>
         <w:br/>
-        <w:t>Capping Gorbachev's tough day: A hard-liner from Siberia, Kemerovo party chief Alexander Melnikov, demanded the Soviet leader - and the entire party leadership - resign.</w:t>
+        <w:t>By Charlie LeDuff (Penguin, $27.95)</w:t>
         <w:br/>
+        <w:t>Back in his broken, now-bankrupt hometown, Pulitzer Prize-winning journalist LeDuff searches through the ruins for clues to its fate, his family's and his own. Once the richest city in the United States, Detroit is now the nation's poorest. Once the symbol of American industrial might, Detroit is now the country's capital for socioeconomic dysfunction. LeDuff explores it all with literary grace and justified indignation about what's befallen a place he loves.</w:t>
         <w:br/>
-        <w:t>Graphic</w:t>
+        <w:t>"Lean In: Women, Work, and the Will to Lead"</w:t>
         <w:br/>
+        <w:t>By Sheryl Sandberg (Knopf, $24.95)</w:t>
         <w:br/>
-        <w:t xml:space="preserve"> </w:t>
+        <w:t>In this controversial book, Sandberg, the COO of Facebook, asks women to challenge the assumption that men should dominate executive positions. She asks men to be real partners, sharing family work that typically leads women to stay home, and asks women planning a family not to mentally check out of work. While Sandberg's critics are many, her book has also spurred important conversations about women and work.</w:t>
         <w:br/>
-        <w:t>PHOTO; b/w, Boris Yurchenko, AP (Mikhail Gorbachev, Boris Yeltsin, Nikolai Ryzhkov)</w:t>
+        <w:t>"The Boys In the Boat: Nine Americans and Their Epic Quest for Gold at the 1936 Berlin Olympics"</w:t>
         <w:br/>
-        <w:t xml:space="preserve"> </w:t>
+        <w:t>By Daniel James Brown (Viking, $28.95)</w:t>
         <w:br/>
-        <w:t>CUTLINE: MEETING HALF WAY: In a gesture of conciliation Tuesday, President Mikhail Gorbachev, right, shakes hands with rival Boris Yeltsin at the Kremlin. In the center is Premier Nikolai Ryzhkov.</w:t>
+        <w:t>The dramatic, inspirational story of the U.S. rowing team that stunned the world at the 1936 Berlin Olympics. The sons of working-class families, these rowers defeated elite rivals from American and British universities, then won gold by beating the German team rowing for Hitler. Brown's gripping tale reminds us of what can happen when everyone quite literally pulls together.</w:t>
+        <w:br/>
+        <w:t>"Bunker Hill: A City, a Siege, a Revolution"</w:t>
+        <w:br/>
+        <w:t>By Nathaniel Philbrick (Viking, $32.95)</w:t>
+        <w:br/>
+        <w:t>The bestselling author of "In the Heart of the Sea" and "Mayflower" brings his narrative brilliance to the story of the Boston battle that ignited the American Revolution. Philbrick offers fresh perspective to the oft-told story by focusing on little-known characters like physician Joseph Warren, who emerges as the grass-roots leader of the Patriot cause. Others in the colorful cast include Paul Revere, George Washington and British General Thomas Gage. History at its best.</w:t>
+        <w:br/>
+        <w:t>"Five Days at Memorial: Life and Death in a Storm-Ravaged Hospital"</w:t>
+        <w:br/>
+        <w:t>By Sheri Fink (Crown, $27)</w:t>
+        <w:br/>
+        <w:t>Pulitzer-Prize winner physician/journalist Fink masterfully investigates patient deaths at a New Orleans hospital devastated by Hurricane Katrina. Reconstructing five chaotic days at Memorial Medical Center, she pulls readers into the lives of people struggling for survival. The book illuminates just how ill-prepared we are in managing large-scale disasters, and how we can manage better. Fink's remarkable book will transform your understanding of people's behavior in crises.</w:t>
+        <w:br/>
+        <w:t>"Going Clear: Scientology, Hollywood, and the Prison of Belief"</w:t>
+        <w:br/>
+        <w:t>By Lawrence Wright (Knopf, $28.95)</w:t>
+        <w:br/>
+        <w:t>The Pulitzer Prize-winning author of "The Looming Tower" offers a gripping, clear-sighted and devastating look into the world of Scientology. Wright's masterful narrative revolves around two men: science fiction writer L. Ron Hubbard, who invented the religion, and David Miscavige, Hubbard's driven, hard-nosed successor. Wright describes Scientology's complicated cosmology and how it advances its goals by recruiting celebrities like Tom Cruise and John Travolta.</w:t>
+        <w:br/>
+        <w:t>"Facing the Wave: A Journey in the Wake of the Tsunami"</w:t>
+        <w:br/>
+        <w:t>By Gretel Ehrlich (Pantheon, $25)</w:t>
+        <w:br/>
+        <w:t>A passionate student of Japanese culture, Ehrlich returned to the earthquake-and-tsunami-devastated nation in order to bear witness to its radioactive landscape, listen to survivors and seek to understand their traumatizing experiences. Ehrlich's eloquent narrative combines strong reportage, lyrical observations and deeply felt reflection. The result is unique and stunningly engaging.</w:t>
+        <w:br/>
+        <w:t>"Gun Guys: A Road Trip"</w:t>
+        <w:br/>
+        <w:t>By Dan Baum (Alfred A. Knopf, $26.95)</w:t>
+        <w:br/>
+        <w:t>A self-described Jewish Democrat from New Jersey, Baum plays cultural anthropologist, exploring our nation's fascination with guns and bringing back valuable, eye-opening insights from "gun country." In his thoroughly open-minded and balanced narrative, Baum makes firsthand observations by visiting gun stores, shooting ranges and gun shows, asking simple, probing questions. By listening with an open mind, Baum (and his readers) learn valuable lessons.</w:t>
+        <w:br/>
+        <w:t>"The Unwinding: An Inner History of the New America"</w:t>
+        <w:br/>
+        <w:t>By George Packer (Farrar, Straus &amp; Giroux, $27)</w:t>
+        <w:br/>
+        <w:t>An ambitious, kaleidoscopic look at a nation in crisis. The renowned Packer chronicles the lives of several Americans, including a factory worker trying to survive the collapse of her Rust Belt city, a Washington insider caught between political idealism and the attractions of money and a high-tech billionaire who develops a radical vision of the future. Interweaving these smaller stories, Packer skillfully explores our nation's deeper, troubling undercurrents.</w:t>
+        <w:br/>
+        <w:t>Chuck Leddy is a Boston book critic and a member of the National Book Critics Circle.</w:t>
       </w:r>
     </w:p>
     <w:sectPr>

--- a/example_articles/occupations/Manufacturing/4.occupations_Manufacturing_Other_publisher.docx
+++ b/example_articles/occupations/Manufacturing/4.occupations_Manufacturing_Other_publisher.docx
@@ -7,7 +7,7 @@
         <w:pStyle w:val="Heading1"/>
       </w:pPr>
       <w:r>
-        <w:t>HOLIDAY BOOK GIFT GUIDE</w:t>
+        <w:t>SHAW REVAMPS RULES TO WIDEN ITS APPEAL</w:t>
       </w:r>
     </w:p>
     <w:p>
@@ -17,17 +17,17 @@
     </w:p>
     <w:p>
       <w:r>
-        <w:t>Date: 2013-12-01</w:t>
+        <w:t>Date: 2004-07-11</w:t>
       </w:r>
     </w:p>
     <w:p>
       <w:r>
-        <w:t>Section: VARIETY; Pg. 13E</w:t>
+        <w:t>Section: ARTS &amp; ENTERTAINMENT,; STAGE REVIEWS</w:t>
       </w:r>
     </w:p>
     <w:p>
       <w:r>
-        <w:t>Source file: Other publishers/Files (500) (16).DOCX</w:t>
+        <w:t>Source file: Other publishers/Files (500) (30).DOCX</w:t>
       </w:r>
     </w:p>
     <w:p>
@@ -49,71 +49,115 @@
     </w:p>
     <w:p>
       <w:r>
-        <w:t>Special to the Star Tribune</w:t>
+        <w:t>Despite the winds of change whistling through the Shaw Festival, the impression of three plays seen during a two-day visit to this ever-charming little vacation town is that much remains the same.</w:t>
         <w:br/>
-        <w:t>nonfiction</w:t>
+        <w:t xml:space="preserve"> The chief evidence of change is the gradual entry of more recent works than previously allowed by the Shaw's "mandate" of plays written during the lifetime (1856-1950) of its namesake. First more modern plays written about that period were allowed; now the mandate extends to the present, but with Shaw and his contemporaries still providing the core.</w:t>
         <w:br/>
-        <w:t>"Thank You for Your Service"</w:t>
+        <w:t xml:space="preserve"> This year, that core includes Shaw, Wilde, O'Neill, Synge and Rattigan, but also Rodgers and Hart, Holm and Abbott and Githa Sowerby (rediscovery being a chief Shaw Festival skill). "Floyd Collins" is a recent musical set in the earlier period, as are works by George Walker and John Murrell -- Canadian playwrights whom the more restrictive mandate once kept out.</w:t>
         <w:br/>
-        <w:t>By David Finkel (Farrar, Straus &amp; Giroux, $26)</w:t>
+        <w:t>This broadening has increased under the leadership of Jackie Maxwell, now in her second year as successor artistic director to longtime head Christopher Newton. Maxwell is doubtless the newest thing about the Shaw, but there also is a large new building with the rehearsal, production and office space this big company has always needed.</w:t>
         <w:br/>
-        <w:t>David Finkel's "The Good Soldiers" remains the best book of nonfiction written about the Iraq war. In his new book, he follows those same "good soldiers" to the homefront after their deployments have ended. Finkel offers readers a highly detailed, heartbreaking account of the struggles the soldiers and their families face as they seek to recover from the physical and mental scars of war and integrate back into "normal" life. The unsentimental way Finkel builds his narrative only adds to the tragic depth of this moving, must-read book that will make you think differently about the true costs of war.</w:t>
+        <w:t xml:space="preserve"> How big? Having started April 8, the season eventually will accommodate 12 plays in the Shaw's three theaters and will continue until Dec. 4. That's 855 performances in all, employing about 500 people at the height of the season, 74 of them actors. Last year's audience totalled 282,989. This year's operating budget is $24.4 million Canadian (U.S. $18.3 million).  That's big by any standard.</w:t>
         <w:br/>
-        <w:t>"Detroit: An American Autopsy"</w:t>
+        <w:t xml:space="preserve"> Here's a look at three shows now running.</w:t>
         <w:br/>
-        <w:t>By Charlie LeDuff (Penguin, $27.95)</w:t>
+        <w:t xml:space="preserve"> G.B. Shaw, "Pygmalion"</w:t>
         <w:br/>
-        <w:t>Back in his broken, now-bankrupt hometown, Pulitzer Prize-winning journalist LeDuff searches through the ruins for clues to its fate, his family's and his own. Once the richest city in the United States, Detroit is now the nation's poorest. Once the symbol of American industrial might, Detroit is now the country's capital for socioeconomic dysfunction. LeDuff explores it all with literary grace and justified indignation about what's befallen a place he loves.</w:t>
+        <w:t xml:space="preserve"> One or more major Shaw plays are the keystone of each Shaw Festival season. "Man and Superman" (which just opened yesterday) is this year's big intellectual keystone, even bigger when the "Don Juan in Hell" sequence is added to selected performances. But "Pygmalion" (1912) is certainly the better loved. So it is a disappointment that this year's version is a mixed bag.</w:t>
         <w:br/>
-        <w:t>"Lean In: Women, Work, and the Will to Lead"</w:t>
+        <w:t xml:space="preserve"> This disappointment has little to do with the "My Fair Lady" factor. Doubtless some audiences expect Shaw's original to be more like its American musical comedy adaptation -- where is the Ascot scene, they wonder, and why doesn't Eliza come back to Wimpole Street at the end? This expectation might even be heightened by the uncanny degree to which "Fair Lady" librettist and lyricist Alan Jay Lerner used Shaw's own words for not just his dialogue but even his songs.</w:t>
         <w:br/>
-        <w:t>By Sheryl Sandberg (Knopf, $24.95)</w:t>
+        <w:t xml:space="preserve"> But for many, the differences between the original and the adaptation are well-known. So is Shaw's distrust of adaptation, going right back to a struggle over the 1938 movie of "Pygmalion" and the controversy (addressed at length in his epilogue to the published play) over the futures that playgoers imagine for the characters Shaw invented. That we care about them is a measure of the success of Shaw's dramaturgy, although our possessiveness suggests that we haven't always absorbed his ideas.</w:t>
         <w:br/>
-        <w:t>In this controversial book, Sandberg, the COO of Facebook, asks women to challenge the assumption that men should dominate executive positions. She asks men to be real partners, sharing family work that typically leads women to stay home, and asks women planning a family not to mentally check out of work. While Sandberg's critics are many, her book has also spurred important conversations about women and work.</w:t>
+        <w:t xml:space="preserve"> In any case, "Pygmalion" is a strong enough play to set its own tone. And Maxwell's production, aided by Sue LePage's spare and fluid stage design, is purposefully thorny and without frills. In a way, it bears the same relation to most productions of "Pygmalion" as the recent two-piano "My Fair Lady" does to fuller versions, cutting away the decoration to reveal the very good, cantankerous bones.</w:t>
         <w:br/>
-        <w:t>"The Boys In the Boat: Nine Americans and Their Epic Quest for Gold at the 1936 Berlin Olympics"</w:t>
+        <w:t xml:space="preserve"> The best example of this is after the ball, when Eliza watches a young flower girl -- her younger self, as it were -- as the set changes around her to suggest Wimpole Street once more. The fluidity is assured.</w:t>
         <w:br/>
-        <w:t>By Daniel James Brown (Viking, $28.95)</w:t>
+        <w:t xml:space="preserve"> It is in casting or rather interpretation that this "Pygmalion" disappoints. Shaw veteran Jim Mezon plays Higgins more like Daddy Warbucks -- Warbucks minus the sentiment -- and not just because of his bald head.  His Higgins is a big bully and a baby. It's not that we wonder how Eliza could care for him, if she is even meant to, but how the audience could care. He is a self-obsessed bore, without the persuasiveness other characters comment on, but also without even the intellectual passion that should ignite us.</w:t>
         <w:br/>
-        <w:t>The dramatic, inspirational story of the U.S. rowing team that stunned the world at the 1936 Berlin Olympics. The sons of working-class families, these rowers defeated elite rivals from American and British universities, then won gold by beating the German team rowing for Hitler. Brown's gripping tale reminds us of what can happen when everyone quite literally pulls together.</w:t>
+        <w:t xml:space="preserve"> Another very good actor falls into a related trap. As if in flight from the florid, cutesy Doolittle of the musical, Simon Bradbury is reduced to a dour little man, with too little of Shaw's expansive delight in paradox.  Even Lorne Kennedy's Pickering makes little impression. Tara Rosling's Eliza is herself more childish than bedraggled to start, but she improves very convincingly.</w:t>
         <w:br/>
-        <w:t>"Bunker Hill: A City, a Siege, a Revolution"</w:t>
+        <w:t xml:space="preserve"> In short, this is a "Pygmalion" that is really about Galatea -- the object of the makeover, not the artist. In this, it is appropriately Shavian. We really do get to ponder the predicament of a young woman lifted out of her accustomed sphere and set adrift.</w:t>
         <w:br/>
-        <w:t>By Nathaniel Philbrick (Viking, $32.95)</w:t>
+        <w:t xml:space="preserve"> But despite the laughs along the way, one can barely call the result comic. As Shaw's own epilogue puts it, "Galatea never does quite like Pygmalion: his relation to her is too godlike to be altogether agreeable."</w:t>
         <w:br/>
-        <w:t>The bestselling author of "In the Heart of the Sea" and "Mayflower" brings his narrative brilliance to the story of the Boston battle that ignited the American Revolution. Philbrick offers fresh perspective to the oft-told story by focusing on little-known characters like physician Joseph Warren, who emerges as the grass-roots leader of the Patriot cause. Others in the colorful cast include Paul Revere, George Washington and British General Thomas Gage. History at its best.</w:t>
+        <w:t xml:space="preserve"> That's the bad news. The rest is all good. For very different assessments of Maxwell's, Mezon's and Bradbury's other work, read on.</w:t>
         <w:br/>
-        <w:t>"Five Days at Memorial: Life and Death in a Storm-Ravaged Hospital"</w:t>
+        <w:t xml:space="preserve"> Githa Sowerby, "Rutherford and Son"</w:t>
         <w:br/>
-        <w:t>By Sheri Fink (Crown, $27)</w:t>
+        <w:t xml:space="preserve"> The Shaw has once again done what it does best in the theatrical eco-system, which is to recover "lost" plays of continuing merit.</w:t>
         <w:br/>
-        <w:t>Pulitzer-Prize winner physician/journalist Fink masterfully investigates patient deaths at a New Orleans hospital devastated by Hurricane Katrina. Reconstructing five chaotic days at Memorial Medical Center, she pulls readers into the lives of people struggling for survival. The book illuminates just how ill-prepared we are in managing large-scale disasters, and how we can manage better. Fink's remarkable book will transform your understanding of people's behavior in crises.</w:t>
+        <w:t xml:space="preserve"> "Rutherford and Son," written in the same year as "Pygmalion," is just such a play, joining the recent string of successful rediscoveries that includes Cicely Hamilton's "Diana of Dobson's" and St. John Hankin's "The Return of the Prodigal." As the Shaw keeps proving, a large, skilled acting ensemble trained on the works of Shaw is supremely equipped to find the life, variety and distinction in those of his contemporaries.</w:t>
         <w:br/>
-        <w:t>"Going Clear: Scientology, Hollywood, and the Prison of Belief"</w:t>
+        <w:t xml:space="preserve"> Sowerby's play is like a working-class domestic "King Lear," a careful dissection of the unhappy family of an inflexible, self-made industrial tyrant and the raw hell of its restrictive social setting. It starts very slowly, with character and plot emerging only gradually from a story that seems to be painted entirely in shades of sepia.</w:t>
         <w:br/>
-        <w:t>By Lawrence Wright (Knopf, $28.95)</w:t>
+        <w:t xml:space="preserve"> Maxwell directs this, too, and I must say she seems far more sympathetic to it than to "Pygmalion." As our eyes and ears accustom themselves to the gradations of brown and umber, the small details she and Sowerby have shaped begin to accumulate. Eventually, the story flares up into melodrama in the awful dilemma of the eldest daughter, Janet, betrayed by her father, her secret lover and even, in a sense, herself. But we have been brought along so carefully that we stay right with Janet, feeling her tragedy.</w:t>
         <w:br/>
-        <w:t>The Pulitzer Prize-winning author of "The Looming Tower" offers a gripping, clear-sighted and devastating look into the world of Scientology. Wright's masterful narrative revolves around two men: science fiction writer L. Ron Hubbard, who invented the religion, and David Miscavige, Hubbard's driven, hard-nosed successor. Wright describes Scientology's complicated cosmology and how it advances its goals by recruiting celebrities like Tom Cruise and John Travolta.</w:t>
+        <w:t xml:space="preserve"> And then Sowerby has the unsentimental assurance to leave Janet to her fate and turn instead to the unremarkable daughter-in-law, Mary, who gets the final showdown with the failed patriarch. Astonishing. The ending may be a shade brighter than modern taste would expect in what really wants to be a family tragedy, but even that adds to our sense of discovering a dramatic world of perfect integrity, unbeholden to theatrical cliche.</w:t>
         <w:br/>
-        <w:t>"Facing the Wave: A Journey in the Wake of the Tsunami"</w:t>
+        <w:t xml:space="preserve"> The acting can't be faulted, led by Michael Ball's dark Rutherford, Kelli Fox's pained Janet and the worker played by Peter Krantz, a Dickensian study in conflicted loyalties.</w:t>
         <w:br/>
-        <w:t>By Gretel Ehrlich (Pantheon, $25)</w:t>
+        <w:t xml:space="preserve"> John Cecil Holm and George Abbott, "Three Men on a Horse"</w:t>
         <w:br/>
-        <w:t>A passionate student of Japanese culture, Ehrlich returned to the earthquake-and-tsunami-devastated nation in order to bear witness to its radioactive landscape, listen to survivors and seek to understand their traumatizing experiences. Ehrlich's eloquent narrative combines strong reportage, lyrical observations and deeply felt reflection. The result is unique and stunningly engaging.</w:t>
+        <w:t xml:space="preserve"> I've saved the most fun for last. This 1935 Broadway comedy is one of those memorable titles you note on the lists and assume is a dated formula piece or vehicle for a forgotten star. But in action, it proves a delight, a comedy/farce that plays happily with stereotype but subsumes whatever is predictable in unexpected, quirky charm.</w:t>
         <w:br/>
-        <w:t>"Gun Guys: A Road Trip"</w:t>
+        <w:t xml:space="preserve"> Indeed, I haven't seen anything at the Shaw in recent years that felt more like the glory days of the Shaw farce, back in the '80s, when belly-rumbling comedies (usually starring the inimitable Heath Lamberts) were a staple.</w:t>
         <w:br/>
-        <w:t>By Dan Baum (Alfred A. Knopf, $26.95)</w:t>
+        <w:t xml:space="preserve"> Those farces were usually of the English variety. "Three Men on a Horse," however, is a prime example of the forgotten Broadway bagatelle that should be re-evaluated as a classic genre piece, if there were an American national theater to do it.</w:t>
         <w:br/>
-        <w:t>A self-described Jewish Democrat from New Jersey, Baum plays cultural anthropologist, exploring our nation's fascination with guns and bringing back valuable, eye-opening insights from "gun country." In his thoroughly open-minded and balanced narrative, Baum makes firsthand observations by visiting gun stores, shooting ranges and gun shows, asking simple, probing questions. By listening with an open mind, Baum (and his readers) learn valuable lessons.</w:t>
+        <w:t xml:space="preserve"> The story revolves around Erwin, a mild-mannered writer of greeting card verses, who, to while away the time on the bus home from work, picks horse-race winners with astonishing accuracy. Three down-on-their-luck gamblers stumble on this gold mine and set out to milk him for what he is worth.</w:t>
         <w:br/>
-        <w:t>"The Unwinding: An Inner History of the New America"</w:t>
+        <w:t xml:space="preserve"> Erwin's boss gets into the act; so does his distraught wife and her sleazy, suspicious brother, the most unexpectedly comic creation in the show. The chief gambler's doll is pretty funny herself -- the role is a cliche, but Glynis Ranney gives her such ditzy, sincere eccentricity that she transcends type.</w:t>
         <w:br/>
-        <w:t>By George Packer (Farrar, Straus &amp; Giroux, $27)</w:t>
+        <w:t xml:space="preserve"> For this, credit is obviously due that same Jim Mezon, here serving as director. Another of the show's triumphs is that same Simon Bradbury, very droll as gambler/gangster Patsy, with a huge assist from Peter Hutt as his dour sidekick. Kevin Bundy gives Erwin some lovely physical humor.</w:t>
         <w:br/>
-        <w:t>An ambitious, kaleidoscopic look at a nation in crisis. The renowned Packer chronicles the lives of several Americans, including a factory worker trying to survive the collapse of her Rust Belt city, a Washington insider caught between political idealism and the attractions of money and a high-tech billionaire who develops a radical vision of the future. Interweaving these smaller stories, Packer skillfully explores our nation's deeper, troubling undercurrents.</w:t>
+        <w:t xml:space="preserve"> Mezon uses a revolving stage to keep the action pulsing along. And he devises a nice frame device involving a stagehand preparing the stage that admits to, and then makes comic hay of, the frankly theatrical artifice you expect to find in any George Abbott play.</w:t>
         <w:br/>
-        <w:t>Chuck Leddy is a Boston book critic and a member of the National Book Critics Circle.</w:t>
+        <w:t xml:space="preserve"> OK, it's not Kaufman and Hart. But it's in the same ballpark.</w:t>
+        <w:br/>
+        <w:t xml:space="preserve"> IF YOU GO</w:t>
+        <w:br/>
+        <w:t xml:space="preserve"> Shaw Festival</w:t>
+        <w:br/>
+        <w:t xml:space="preserve"> * Niagara-on-the-Lake, Ontario; 43rd season, the second for artistic director Jackie Maxwell.</w:t>
+        <w:br/>
+        <w:t xml:space="preserve">* A colorful, large-format, 72-page festival handbook, including play descriptions, schedules of performances and other events and a visitors guide to accommodation services, hotels, B&amp;Bs, cottage rentals, restaurants, wineries, shopping and other attractions is available from the Shaw Festival, Box 774, Niagara-on-the-Lake, Ontario, Canada L0S 1J0; phone 1-800-511-7429; fax 1-905-468-3804; www.shawfest.com. </w:t>
+        <w:br/>
+        <w:t xml:space="preserve"> * Tickets (from the above numbers) vary according to theater, location, day of week and play. The range is Canadian $42-$77 (U.S. $31.50-$57.75), with some shows discounted for students and seniors; lunchtime one-acts are $20 (U.S. $15); a family plan includes half-price youth tickets; those under 30 can buy some tickets for $30 (U.S. $22.50); discounted rush tickets are sometimes available the day of a show.</w:t>
+        <w:br/>
+        <w:t xml:space="preserve">* The Niagara-on-the-Lake Chamber of Commerce is in the Court House at 26 Queen St. and is open seven days a week, 10 a.m.-7:30 p.m., through Oct. 15. It publishes its own 54-page Visitor's Guide and it runs an accommodations service; 1-905-468-1950 or www.niagaraonthelake.com. Other such services include the Niagara-on-the-Lake B&amp;B Association (1-905-468-0123; 1-866-855-0123; www.bba.notl.on.ca); Accommodations Are Us (1-905-468-7007; www.accommodations-niagara.com) and Historic B&amp;B (www.historicbb.com). </w:t>
+        <w:br/>
+        <w:t xml:space="preserve"> * Festival Theatre (869 seats): Shaw, "Pygmalion" (through Nov. 27); John Cecil Holm and George Abbott, "Three Men on a Horse" (through Oct. 29); Shaw, "Man and Superman" (through Oct. 9; some performances include "Don Juan in Hell"); George F. Walker, "Nothing Sacred" (Aug. 14-Oct. 30).</w:t>
+        <w:br/>
+        <w:t xml:space="preserve"> * Royal George Theatre (328): Oscar Wilde, "The Importance of Being Earnest" (through Dec. 4); Rodgers, Hart and O'Hara, "Pal Joey" (through Oct. 30); Terrence Rattigan, "Harlequinade" (lunchtime, Aug. 11-Sept. 19).</w:t>
+        <w:br/>
+        <w:t xml:space="preserve"> * Court House Theatre (327): Eugene O'Neill, "Ah, Wilderness!" (through Oct. 8); Githa Sowerby, "Rutherford and Son" (through Oct. 9); John Murrell, "Waiting for the Parade" (through Oct. 9); J.M. Synge, "The Tinker's Wedding" (through Sept. 5); Adam Guettel and Tina Landau, "Floyd Collins" (Aug. 3-Oct. 9).</w:t>
+        <w:br/>
+        <w:t xml:space="preserve"> * Readings: Rodgers, Hammerstein and DiPietro, "Allegro" (winery amphitheatre, Aug. 29; Royal George, Oct. 2). Bell Canada Reading Series at Royal George: Stories by Katherine Mansfield (July 15); Cicely Hamilton and Christopher St. John, "How the Vote Was Won" (July 23); Shaw, Selections from "An Unfinished Novel" (July 28); H.P. Lovecraft, "The Dunwich Horror" (Aug. 20).</w:t>
+        <w:br/>
+        <w:t xml:space="preserve"> * Other events: Sunday coffee concerts (July 18; Aug. 15 and 29; Oct. 10); backstage tours; pre-show chats every evening at Festival Theatre; Saturday Conversations; Tuesday Q&amp;As following performances; Shaw show/sale of artists and artisans (Aug. 14-15); village fair and fete (Aug. 2); four-day seminars (July 15-18; Aug. 12-15); Members Days (July 12, Aug. 29, Sept. 25); Members Plus! Days (July 11, Oct. 16); Autumn Hostels (Oct. 6-8, 20-22).</w:t>
+        <w:br/>
+        <w:t xml:space="preserve"> * Tour: The Post-Gazette sponsors a Shaw Festival tour, Sept. 8-11, that includes six plays; call 412-441-3131 for information.</w:t>
+        <w:br/>
+        <w:br/>
+        <w:t>Notes</w:t>
+        <w:br/>
+        <w:br/>
+        <w:t xml:space="preserve">Post-Gazette drama critic Christopher Rawson can be reached at crawson@post-gazette.com or 412-263-1666.  </w:t>
+        <w:br/>
+        <w:br/>
+        <w:t>Graphic</w:t>
+        <w:br/>
+        <w:br/>
+        <w:t xml:space="preserve"> </w:t>
+        <w:br/>
+        <w:t xml:space="preserve">PHOTO: David Cooper photos: Peter Hutt, Simon Bradbury, Peter Millard and Jeff Lillico are having all the fun in the Shaw Festival's "Three Men on a Horse," a lark from 1935 Broadway. </w:t>
+        <w:br/>
+        <w:t xml:space="preserve"> PHOTO: "Pygmalion," with Tara Rosling as Eliza and Jim Mezon as Henry Higgins, loses something in the interpretation. </w:t>
+        <w:br/>
+        <w:t xml:space="preserve"> PHOTO: David Cooper photos: Among the Shaw Festival's strengths is rediscovering plays such as "Rutherford and Son," with Michael Ball as Rutherford. </w:t>
+        <w:br/>
+        <w:t xml:space="preserve"> PHOTO: Changes in how the Shaw Festival selects its plays are part of the new leadership of artistic direction of Jackie Maxwell.</w:t>
       </w:r>
     </w:p>
     <w:sectPr>
